--- a/notas_metodologicas.docx
+++ b/notas_metodologicas.docx
@@ -287,7 +287,7 @@
         <w:t xml:space="preserve">Gráficos: </w:t>
       </w:r>
       <w:r>
-        <w:t>Plotly (módulo graph_objects): linhas, barras horizontais e mapas coropléticos (Choroplethmapbox com basemap carto-darkmatter), com tema escuro próprio aplicado pela função plotly_dark().</w:t>
+        <w:t>Plotly (módulo graph_objects): linhas, barras horizontais e mapas interativos (Choroplethmapbox com basemap carto-darkmatter), com tema escuro próprio aplicado pela função plotly_dark().</w:t>
       </w:r>
     </w:p>
     <w:p>
@@ -457,7 +457,7 @@
         <w:pStyle w:val="Heading3"/>
       </w:pPr>
       <w:r>
-        <w:t>Elemento 2 — Termômetro de Investimento (Investimento vs Gastos Correntes, 4 esferas)</w:t>
+        <w:t>Elemento 2 — Termômetro de Investimento (Investimento vs Despesas Correntes e Obrigatórias, 4 esferas)</w:t>
       </w:r>
     </w:p>
     <w:p>
@@ -523,7 +523,7 @@
         <w:pStyle w:val="ListBullet2"/>
       </w:pPr>
       <w:r>
-        <w:t>Percentual de correntes = 100 − percentual de investimento.</w:t>
+        <w:t>Percentual de correntes e obrigatórias = 100 − percentual de investimento.</w:t>
       </w:r>
     </w:p>
     <w:p>
@@ -1235,7 +1235,7 @@
         <w:pStyle w:val="Heading3"/>
       </w:pPr>
       <w:r>
-        <w:t>Elemento 3 — Mapa coroplético: proporção de investimento por estado</w:t>
+        <w:t>Elemento 3 — Mapa interativo: proporção de investimento por estado</w:t>
       </w:r>
     </w:p>
     <w:p>
@@ -1299,7 +1299,7 @@
         <w:pStyle w:val="Heading3"/>
       </w:pPr>
       <w:r>
-        <w:t>Elemento 4 — Barra Investimento vs Gastos Correntes + tabela comparativa</w:t>
+        <w:t>Elemento 4 — Barra Investimento vs Despesas Correntes e Obrigatórias + tabela comparativa</w:t>
       </w:r>
     </w:p>
     <w:p>
@@ -1313,7 +1313,7 @@
         <w:t xml:space="preserve">Fonte: </w:t>
       </w:r>
       <w:r>
-        <w:t>Parquet de estados (SICONFI): contas DespesasCorrentes, Investimentos + InversoesFinanceiras e DespesasExcetoIntraOrcamentarias, coluna 'empenhadas até o bimestre'.</w:t>
+        <w:t>Parquet de estados (SICONFI): contas Investimentos + InversoesFinanceiras (investimento) e DespesasExcetoIntraOrcamentarias (despesa total), coluna 'empenhadas até o bimestre'. As 'despesas correntes e obrigatórias' não vêm de uma conta isolada: são o complemento (total − investimento).</w:t>
       </w:r>
     </w:p>
     <w:p>
@@ -1333,7 +1333,7 @@
         <w:pStyle w:val="ListBullet2"/>
       </w:pPr>
       <w:r>
-        <w:t>Para cada estado, três agregados em rolling 12 meses (mesma janela bimestral adaptada): despesas correntes, investimento e despesa total.</w:t>
+        <w:t>Para cada estado, dois agregados em rolling 12 meses (mesma janela bimestral adaptada): investimento e despesa total. As despesas correntes e obrigatórias são obtidas por diferença (total − investimento).</w:t>
       </w:r>
     </w:p>
     <w:p>
@@ -1341,7 +1341,7 @@
         <w:pStyle w:val="ListBullet2"/>
       </w:pPr>
       <w:r>
-        <w:t>Barra do ente selecionado: % investimento = investimento ÷ total × 100; % correntes = correntes ÷ total × 100 (no 'Consolidado', soma de todos os estados antes da divisão).</w:t>
+        <w:t>Barra do ente selecionado: % investimento = investimento ÷ total × 100; % correntes e obrigatórias = 100 − % investimento (no 'Consolidado', soma de todos os estados antes da divisão). Adota-se o COMPLEMENTO — e não a conta contábil 'Despesas Correntes' — para que as duas fatias sempre somem 100%: a conta estrita deixaria de fora a Amortização da Dívida (categoria 4.3 da Lei 4.320), que não é investimento nem despesa corrente, e a barra não fecharia (faltariam ~2,3% nos estados). O complemento reincorpora a amortização ao lado de pessoal, juros e custeio, alinhando o cálculo ao Termômetro da Aba Geral.</w:t>
       </w:r>
     </w:p>
     <w:p>
@@ -1577,7 +1577,7 @@
         <w:pStyle w:val="Heading3"/>
       </w:pPr>
       <w:r>
-        <w:t>Elemento 3 — Mapa coroplético municipal (PROTÓTIPO COM DADOS SINTÉTICOS)</w:t>
+        <w:t>Elemento 3 — Mapa interativo municipal (PROTÓTIPO COM DADOS SINTÉTICOS)</w:t>
       </w:r>
     </w:p>
     <w:p>
@@ -1655,7 +1655,7 @@
         <w:pStyle w:val="Heading3"/>
       </w:pPr>
       <w:r>
-        <w:t>Elemento 4 — Barra Investimento vs Gastos Correntes + tabela top 5 / bottom 5</w:t>
+        <w:t>Elemento 4 — Barra Investimento vs Despesas Correntes e Obrigatórias + tabela top 5 / bottom 5</w:t>
       </w:r>
     </w:p>
     <w:p>
@@ -1669,7 +1669,7 @@
         <w:t xml:space="preserve">Fonte: </w:t>
       </w:r>
       <w:r>
-        <w:t>Parquet de municípios (SICONFI), dados REAIS das capitais: contas DespesasCorrentes, Investimentos + InversoesFinanceiras e DespesasExcetoIntraOrcamentarias, coluna 'empenhadas até o bimestre'.</w:t>
+        <w:t>Parquet de municípios (SICONFI), dados REAIS das capitais: contas Investimentos + InversoesFinanceiras (investimento) e DespesasExcetoIntraOrcamentarias (despesa total), coluna 'empenhadas até o bimestre'. As 'despesas correntes e obrigatórias' são o complemento (total − investimento).</w:t>
       </w:r>
     </w:p>
     <w:p>
@@ -1689,7 +1689,7 @@
         <w:pStyle w:val="ListBullet2"/>
       </w:pPr>
       <w:r>
-        <w:t>Mesma metodologia do Elemento 4 estadual: agregados em rolling 12 meses (janela bimestral adaptada) e percentuais investimento/correntes sobre o total.</w:t>
+        <w:t>Mesma metodologia do Elemento 4 estadual: agregados em rolling 12 meses (janela bimestral adaptada); % investimento sobre o total e % correntes e obrigatórias por complemento (100 − % investimento), de modo que as duas fatias somem 100%.</w:t>
       </w:r>
     </w:p>
     <w:p>
